--- a/SSH2026資料_生徒用.docx
+++ b/SSH2026資料_生徒用.docx
@@ -843,8 +843,6 @@
     <w:p/>
     <w:p/>
     <w:p>
-      <w:bookmarkStart w:id="0" w:name="_GoBack"/>
-      <w:bookmarkEnd w:id="0"/>
       <w:r>
         <w:rPr>
           <w:rFonts w:hint="eastAsia"/>
@@ -1502,22 +1500,46 @@
           <w:szCs w:val="21"/>
         </w:rPr>
       </w:pPr>
-    </w:p>
-    <w:p>
-      <w:pPr>
+      <w:r>
+        <w:rPr>
+          <w:rFonts w:ascii="ＭＳ Ｐ明朝" w:eastAsia="ＭＳ Ｐ明朝" w:hAnsi="ＭＳ Ｐ明朝" w:hint="eastAsia"/>
+          <w:sz w:val="21"/>
+          <w:szCs w:val="21"/>
+        </w:rPr>
+        <w:t>④</w:t>
+      </w:r>
+      <w:r>
         <w:rPr>
           <w:rFonts w:ascii="ＭＳ Ｐ明朝" w:eastAsia="ＭＳ Ｐ明朝" w:hAnsi="ＭＳ Ｐ明朝"/>
           <w:sz w:val="21"/>
           <w:szCs w:val="21"/>
         </w:rPr>
-      </w:pPr>
+        <w:t xml:space="preserve"> 新しいノートブックを作成</w:t>
+      </w:r>
+    </w:p>
+    <w:p>
+      <w:pPr>
+        <w:rPr>
+          <w:rFonts w:ascii="ＭＳ Ｐ明朝" w:eastAsia="ＭＳ Ｐ明朝" w:hAnsi="ＭＳ Ｐ明朝"/>
+          <w:sz w:val="21"/>
+          <w:szCs w:val="21"/>
+        </w:rPr>
+      </w:pPr>
+      <w:r>
+        <w:rPr>
+          <w:rFonts w:ascii="ＭＳ Ｐ明朝" w:eastAsia="ＭＳ Ｐ明朝" w:hAnsi="ＭＳ Ｐ明朝"/>
+          <w:sz w:val="21"/>
+          <w:szCs w:val="21"/>
+        </w:rPr>
+        <w:tab/>
+      </w:r>
       <w:r>
         <w:rPr>
           <w:rFonts w:ascii="ＭＳ Ｐ明朝" w:eastAsia="ＭＳ Ｐ明朝" w:hAnsi="ＭＳ Ｐ明朝" w:hint="eastAsia"/>
           <w:sz w:val="21"/>
           <w:szCs w:val="21"/>
         </w:rPr>
-        <w:t>④</w:t>
+        <w:t>「ファイル」→「ノートブックを新規作成」または</w:t>
       </w:r>
       <w:r>
         <w:rPr>
@@ -1525,102 +1547,46 @@
           <w:sz w:val="21"/>
           <w:szCs w:val="21"/>
         </w:rPr>
-        <w:t xml:space="preserve"> 新しいノートブックを作成</w:t>
-      </w:r>
-    </w:p>
-    <w:p>
-      <w:pPr>
+        <w:tab/>
+      </w:r>
+      <w:r>
+        <w:rPr>
+          <w:rFonts w:ascii="ＭＳ Ｐ明朝" w:eastAsia="ＭＳ Ｐ明朝" w:hAnsi="ＭＳ Ｐ明朝" w:hint="eastAsia"/>
+          <w:sz w:val="21"/>
+          <w:szCs w:val="21"/>
+        </w:rPr>
+        <w:t>「</w:t>
+      </w:r>
+      <w:r>
         <w:rPr>
           <w:rFonts w:ascii="ＭＳ Ｐ明朝" w:eastAsia="ＭＳ Ｐ明朝" w:hAnsi="ＭＳ Ｐ明朝"/>
           <w:sz w:val="21"/>
           <w:szCs w:val="21"/>
         </w:rPr>
-      </w:pPr>
-      <w:r>
+        <w:t>+ 新しいノートブック」</w:t>
+      </w:r>
+    </w:p>
+    <w:p>
+      <w:pPr>
         <w:rPr>
           <w:rFonts w:ascii="ＭＳ Ｐ明朝" w:eastAsia="ＭＳ Ｐ明朝" w:hAnsi="ＭＳ Ｐ明朝"/>
           <w:sz w:val="21"/>
           <w:szCs w:val="21"/>
         </w:rPr>
-        <w:tab/>
-      </w:r>
+      </w:pPr>
       <w:r>
         <w:rPr>
           <w:rFonts w:ascii="ＭＳ Ｐ明朝" w:eastAsia="ＭＳ Ｐ明朝" w:hAnsi="ＭＳ Ｐ明朝" w:hint="eastAsia"/>
           <w:sz w:val="21"/>
           <w:szCs w:val="21"/>
         </w:rPr>
-        <w:t>「ファイル」→「ノートブックを新規作成」</w:t>
-      </w:r>
-    </w:p>
-    <w:p>
-      <w:pPr>
-        <w:rPr>
-          <w:rFonts w:ascii="ＭＳ Ｐ明朝" w:eastAsia="ＭＳ Ｐ明朝" w:hAnsi="ＭＳ Ｐ明朝"/>
-          <w:sz w:val="21"/>
-          <w:szCs w:val="21"/>
-        </w:rPr>
-      </w:pPr>
-      <w:r>
-        <w:rPr>
-          <w:rFonts w:ascii="ＭＳ Ｐ明朝" w:eastAsia="ＭＳ Ｐ明朝" w:hAnsi="ＭＳ Ｐ明朝" w:hint="eastAsia"/>
-          <w:sz w:val="21"/>
-          <w:szCs w:val="21"/>
-        </w:rPr>
-        <w:t>または</w:t>
-      </w:r>
-    </w:p>
-    <w:p>
-      <w:pPr>
-        <w:rPr>
-          <w:rFonts w:ascii="ＭＳ Ｐ明朝" w:eastAsia="ＭＳ Ｐ明朝" w:hAnsi="ＭＳ Ｐ明朝"/>
-          <w:sz w:val="21"/>
-          <w:szCs w:val="21"/>
-        </w:rPr>
-      </w:pPr>
-      <w:r>
-        <w:rPr>
-          <w:rFonts w:ascii="ＭＳ Ｐ明朝" w:eastAsia="ＭＳ Ｐ明朝" w:hAnsi="ＭＳ Ｐ明朝"/>
-          <w:sz w:val="21"/>
-          <w:szCs w:val="21"/>
-        </w:rPr>
-        <w:tab/>
-      </w:r>
-      <w:r>
-        <w:rPr>
-          <w:rFonts w:ascii="ＭＳ Ｐ明朝" w:eastAsia="ＭＳ Ｐ明朝" w:hAnsi="ＭＳ Ｐ明朝" w:hint="eastAsia"/>
-          <w:sz w:val="21"/>
-          <w:szCs w:val="21"/>
-        </w:rPr>
-        <w:t>「</w:t>
-      </w:r>
-      <w:r>
-        <w:rPr>
-          <w:rFonts w:ascii="ＭＳ Ｐ明朝" w:eastAsia="ＭＳ Ｐ明朝" w:hAnsi="ＭＳ Ｐ明朝"/>
-          <w:sz w:val="21"/>
-          <w:szCs w:val="21"/>
-        </w:rPr>
-        <w:t>+ 新しいノートブック」</w:t>
-      </w:r>
-    </w:p>
-    <w:p>
-      <w:pPr>
-        <w:rPr>
-          <w:rFonts w:ascii="ＭＳ Ｐ明朝" w:eastAsia="ＭＳ Ｐ明朝" w:hAnsi="ＭＳ Ｐ明朝"/>
-          <w:sz w:val="21"/>
-          <w:szCs w:val="21"/>
-        </w:rPr>
-      </w:pPr>
-      <w:r>
-        <w:rPr>
-          <w:rFonts w:ascii="ＭＳ Ｐ明朝" w:eastAsia="ＭＳ Ｐ明朝" w:hAnsi="ＭＳ Ｐ明朝" w:hint="eastAsia"/>
-          <w:sz w:val="21"/>
-          <w:szCs w:val="21"/>
-        </w:rPr>
         <w:t>をクリックします。</w:t>
       </w:r>
     </w:p>
-    <w:p/>
+    <w:p>
+      <w:bookmarkStart w:id="0" w:name="_GoBack"/>
+      <w:bookmarkEnd w:id="0"/>
+    </w:p>
     <w:p>
       <w:pPr>
         <w:rPr>
@@ -1947,17 +1913,40 @@
           <w:sz w:val="21"/>
           <w:szCs w:val="21"/>
         </w:rPr>
-        <w:t xml:space="preserve"> を解凍する．</w:t>
+        <w:t xml:space="preserve"> </w:t>
+      </w:r>
+      <w:r>
+        <w:rPr>
+          <w:rFonts w:ascii="ＭＳ Ｐ明朝" w:eastAsia="ＭＳ Ｐ明朝" w:hAnsi="ＭＳ Ｐ明朝" w:hint="eastAsia"/>
+          <w:sz w:val="21"/>
+          <w:szCs w:val="21"/>
+        </w:rPr>
+        <w:t>をファイルを開くを選ぶと，エクスプローラーが開くのでSSH2026が開くのでSSH2026-mainをコピーし，デスクトップへ張り付ける．</w:t>
       </w:r>
     </w:p>
     <w:p/>
     <w:p>
+      <w:pPr>
+        <w:rPr>
+          <w:rFonts w:ascii="ＭＳ Ｐ明朝" w:eastAsia="ＭＳ Ｐ明朝" w:hAnsi="ＭＳ Ｐ明朝" w:hint="eastAsia"/>
+          <w:sz w:val="21"/>
+          <w:szCs w:val="21"/>
+        </w:rPr>
+      </w:pPr>
       <w:r>
         <w:rPr>
           <w:rFonts w:hint="eastAsia"/>
           <w:sz w:val="21"/>
           <w:szCs w:val="21"/>
         </w:rPr>
+        <w:t xml:space="preserve">（3） </w:t>
+      </w:r>
+      <w:r>
+        <w:rPr>
+          <w:rFonts w:hint="eastAsia"/>
+          <w:sz w:val="21"/>
+          <w:szCs w:val="21"/>
+        </w:rPr>
         <w:t xml:space="preserve">Google </w:t>
       </w:r>
       <w:proofErr w:type="spellStart"/>
@@ -2001,6 +1990,30 @@
           <w:szCs w:val="21"/>
         </w:rPr>
         <w:t>を選ぶ．「ノートブックを開く」を選ぶとダイアログボックスが開く．「アップロート」</w:t>
+      </w:r>
+      <w:r>
+        <w:rPr>
+          <w:rFonts w:hint="eastAsia"/>
+          <w:sz w:val="21"/>
+          <w:szCs w:val="21"/>
+        </w:rPr>
+        <w:t>を選択する．まずは，</w:t>
+      </w:r>
+      <w:r>
+        <w:rPr>
+          <w:rFonts w:ascii="ＭＳ Ｐ明朝" w:eastAsia="ＭＳ Ｐ明朝" w:hAnsi="ＭＳ Ｐ明朝" w:hint="eastAsia"/>
+          <w:sz w:val="21"/>
+          <w:szCs w:val="21"/>
+        </w:rPr>
+        <w:t>SSH2026-main</w:t>
+      </w:r>
+      <w:r>
+        <w:rPr>
+          <w:rFonts w:ascii="ＭＳ Ｐ明朝" w:eastAsia="ＭＳ Ｐ明朝" w:hAnsi="ＭＳ Ｐ明朝" w:hint="eastAsia"/>
+          <w:sz w:val="21"/>
+          <w:szCs w:val="21"/>
+        </w:rPr>
+        <w:t>から「SSH2026_AM.ipynb」をドラッグ＆ドロップする．</w:t>
       </w:r>
     </w:p>
     <w:p/>
@@ -2019,6 +2032,7 @@
           <w:sz w:val="28"/>
           <w:szCs w:val="28"/>
         </w:rPr>
+        <w:lastRenderedPageBreak/>
         <w:t>2．Pythonプログラミング入門</w:t>
       </w:r>
     </w:p>
@@ -3182,7 +3196,6 @@
           <w:b/>
           <w:u w:val="single"/>
         </w:rPr>
-        <w:lastRenderedPageBreak/>
         <w:t>標準の数学ライブラリ</w:t>
       </w:r>
     </w:p>
@@ -3202,6 +3215,7 @@
           <w:sz w:val="21"/>
           <w:szCs w:val="21"/>
         </w:rPr>
+        <w:lastRenderedPageBreak/>
         <w:t xml:space="preserve">　</w:t>
       </w:r>
       <w:r>
@@ -4836,6 +4850,7 @@
           <w:b/>
           <w:u w:val="single"/>
         </w:rPr>
+        <w:lastRenderedPageBreak/>
         <w:t>総和の計算</w:t>
       </w:r>
     </w:p>
